--- a/files/LOERTSCHER_CV_clean.docx
+++ b/files/LOERTSCHER_CV_clean.docx
@@ -381,6 +381,55 @@
         <w:ind w:left="360" w:hanging="360"/>
         <w:rPr>
           <w:rFonts w:ascii="Georgia" w:hAnsi="Georgia"/>
+          <w:i/>
+          <w:iCs/>
+        </w:rPr>
+      </w:pPr>
+      <w:r>
+        <w:rPr>
+          <w:rFonts w:ascii="Georgia" w:hAnsi="Georgia"/>
+          <w:b/>
+          <w:bCs/>
+        </w:rPr>
+        <w:t>“</w:t>
+      </w:r>
+      <w:r>
+        <w:rPr>
+          <w:rFonts w:ascii="Georgia" w:hAnsi="Georgia"/>
+          <w:b/>
+          <w:bCs/>
+        </w:rPr>
+        <w:t>Strength in Numbers? Middle-Power Coalitions and the Gains from Coordinated Tariffs”</w:t>
+      </w:r>
+      <w:r>
+        <w:rPr>
+          <w:rFonts w:ascii="Georgia" w:hAnsi="Georgia"/>
+          <w:b/>
+          <w:bCs/>
+        </w:rPr>
+        <w:t xml:space="preserve"> </w:t>
+      </w:r>
+      <w:r>
+        <w:rPr>
+          <w:rFonts w:ascii="Georgia" w:hAnsi="Georgia"/>
+        </w:rPr>
+        <w:t xml:space="preserve">(with P. Pujolas and J. Rossbach), </w:t>
+      </w:r>
+      <w:r>
+        <w:rPr>
+          <w:rFonts w:ascii="Georgia" w:hAnsi="Georgia"/>
+          <w:i/>
+          <w:iCs/>
+        </w:rPr>
+        <w:t>Revised &amp; Resubmitted</w:t>
+      </w:r>
+    </w:p>
+    <w:p>
+      <w:pPr>
+        <w:spacing w:after="70"/>
+        <w:ind w:left="360" w:hanging="360"/>
+        <w:rPr>
+          <w:rFonts w:ascii="Georgia" w:hAnsi="Georgia"/>
         </w:rPr>
       </w:pPr>
       <w:r>
@@ -440,7 +489,7 @@
           <w:sz w:val="22"/>
           <w:szCs w:val="22"/>
         </w:rPr>
-        <w:t>POLICY REPORTS</w:t>
+        <w:t>NON-ACADEMIC PUBLICATIONS</w:t>
       </w:r>
     </w:p>
     <w:p>
@@ -482,6 +531,45 @@
           <w:rFonts w:ascii="Georgia" w:hAnsi="Georgia"/>
         </w:rPr>
         <w:t xml:space="preserve"> Signal49 Research, June 2026.</w:t>
+      </w:r>
+    </w:p>
+    <w:p>
+      <w:pPr>
+        <w:spacing w:after="70"/>
+        <w:ind w:left="360" w:hanging="360"/>
+        <w:rPr>
+          <w:rFonts w:ascii="Georgia" w:hAnsi="Georgia"/>
+        </w:rPr>
+      </w:pPr>
+      <w:r>
+        <w:rPr>
+          <w:rFonts w:ascii="Georgia" w:hAnsi="Georgia"/>
+          <w:b/>
+          <w:bCs/>
+        </w:rPr>
+        <w:t>“</w:t>
+      </w:r>
+      <w:r>
+        <w:rPr>
+          <w:rFonts w:ascii="Georgia" w:hAnsi="Georgia"/>
+          <w:b/>
+          <w:bCs/>
+        </w:rPr>
+        <w:t>Deepening Canada–Ireland Trade and Investment</w:t>
+      </w:r>
+      <w:r>
+        <w:rPr>
+          <w:rFonts w:ascii="Georgia" w:hAnsi="Georgia"/>
+          <w:b/>
+          <w:bCs/>
+        </w:rPr>
+        <w:t xml:space="preserve">.” </w:t>
+      </w:r>
+      <w:r>
+        <w:rPr>
+          <w:rFonts w:ascii="Georgia" w:hAnsi="Georgia"/>
+        </w:rPr>
+        <w:t>Signal49 Research, September 2025.</w:t>
       </w:r>
     </w:p>
     <w:p>
@@ -842,7 +930,13 @@
         <w:rPr>
           <w:rFonts w:ascii="Georgia" w:hAnsi="Georgia"/>
         </w:rPr>
-        <w:t>ECON 751, International Trade, Development and Investment, McMaster University</w:t>
+        <w:t>ECON 723, Graduate Macroeconomics</w:t>
+      </w:r>
+      <w:r>
+        <w:rPr>
+          <w:rFonts w:ascii="Georgia" w:hAnsi="Georgia"/>
+        </w:rPr>
+        <w:t>, McMaster University</w:t>
       </w:r>
       <w:r>
         <w:rPr>
@@ -850,25 +944,6 @@
         </w:rPr>
         <w:tab/>
         <w:t>2022</w:t>
-      </w:r>
-    </w:p>
-    <w:p>
-      <w:pPr>
-        <w:keepNext/>
-        <w:spacing w:before="80" w:after="30"/>
-        <w:rPr>
-          <w:rFonts w:ascii="Georgia" w:hAnsi="Georgia"/>
-        </w:rPr>
-      </w:pPr>
-      <w:r>
-        <w:rPr>
-          <w:rFonts w:ascii="Georgia" w:hAnsi="Georgia"/>
-          <w:b/>
-          <w:bCs/>
-          <w:i/>
-          <w:iCs/>
-        </w:rPr>
-        <w:t>Teaching Assistant</w:t>
       </w:r>
     </w:p>
     <w:p>
@@ -881,19 +956,6 @@
           <w:rFonts w:ascii="Georgia" w:hAnsi="Georgia"/>
         </w:rPr>
       </w:pPr>
-      <w:r>
-        <w:rPr>
-          <w:rFonts w:ascii="Georgia" w:hAnsi="Georgia"/>
-        </w:rPr>
-        <w:t>ECON 723, Graduate Macroeconomics, McMaster University</w:t>
-      </w:r>
-      <w:r>
-        <w:rPr>
-          <w:rFonts w:ascii="Georgia" w:hAnsi="Georgia"/>
-        </w:rPr>
-        <w:tab/>
-        <w:t>2021–2022</w:t>
-      </w:r>
     </w:p>
     <w:p>
       <w:pPr>
@@ -909,14 +971,33 @@
         <w:rPr>
           <w:rFonts w:ascii="Georgia" w:hAnsi="Georgia"/>
         </w:rPr>
-        <w:t>ECON 3H03, International Monetary Economics, McMaster University</w:t>
+        <w:t>ECON 751, International Trade, Development and Investment, McMaster University</w:t>
       </w:r>
       <w:r>
         <w:rPr>
           <w:rFonts w:ascii="Georgia" w:hAnsi="Georgia"/>
         </w:rPr>
         <w:tab/>
-        <w:t>2019</w:t>
+        <w:t>2022</w:t>
+      </w:r>
+    </w:p>
+    <w:p>
+      <w:pPr>
+        <w:keepNext/>
+        <w:spacing w:before="80" w:after="30"/>
+        <w:rPr>
+          <w:rFonts w:ascii="Georgia" w:hAnsi="Georgia"/>
+        </w:rPr>
+      </w:pPr>
+      <w:r>
+        <w:rPr>
+          <w:rFonts w:ascii="Georgia" w:hAnsi="Georgia"/>
+          <w:b/>
+          <w:bCs/>
+          <w:i/>
+          <w:iCs/>
+        </w:rPr>
+        <w:t>Teaching Assistant</w:t>
       </w:r>
     </w:p>
     <w:p>
@@ -933,7 +1014,54 @@
         <w:rPr>
           <w:rFonts w:ascii="Georgia" w:hAnsi="Georgia"/>
         </w:rPr>
-        <w:lastRenderedPageBreak/>
+        <w:t>ECON 723, Graduate Macroeconomics, McMaster University</w:t>
+      </w:r>
+      <w:r>
+        <w:rPr>
+          <w:rFonts w:ascii="Georgia" w:hAnsi="Georgia"/>
+        </w:rPr>
+        <w:tab/>
+        <w:t>2021–2022</w:t>
+      </w:r>
+    </w:p>
+    <w:p>
+      <w:pPr>
+        <w:tabs>
+          <w:tab w:val="right" w:pos="10080"/>
+        </w:tabs>
+        <w:spacing w:after="40"/>
+        <w:rPr>
+          <w:rFonts w:ascii="Georgia" w:hAnsi="Georgia"/>
+        </w:rPr>
+      </w:pPr>
+      <w:r>
+        <w:rPr>
+          <w:rFonts w:ascii="Georgia" w:hAnsi="Georgia"/>
+        </w:rPr>
+        <w:t>ECON 3H03, International Monetary Economics, McMaster University</w:t>
+      </w:r>
+      <w:r>
+        <w:rPr>
+          <w:rFonts w:ascii="Georgia" w:hAnsi="Georgia"/>
+        </w:rPr>
+        <w:tab/>
+        <w:t>2019</w:t>
+      </w:r>
+    </w:p>
+    <w:p>
+      <w:pPr>
+        <w:tabs>
+          <w:tab w:val="right" w:pos="10080"/>
+        </w:tabs>
+        <w:spacing w:after="40"/>
+        <w:rPr>
+          <w:rFonts w:ascii="Georgia" w:hAnsi="Georgia"/>
+        </w:rPr>
+      </w:pPr>
+      <w:r>
+        <w:rPr>
+          <w:rFonts w:ascii="Georgia" w:hAnsi="Georgia"/>
+        </w:rPr>
         <w:t>ECON 3K03, Monetary Economics, McMaster University</w:t>
       </w:r>
       <w:r>
@@ -1516,12 +1644,6 @@
         <w:gridCol w:w="5040"/>
       </w:tblGrid>
       <w:tr>
-        <w:tblPrEx>
-          <w:tblCellMar>
-            <w:top w:w="0" w:type="dxa"/>
-            <w:bottom w:w="0" w:type="dxa"/>
-          </w:tblCellMar>
-        </w:tblPrEx>
         <w:trPr>
           <w:cantSplit/>
         </w:trPr>
@@ -1669,12 +1791,6 @@
         </w:tc>
       </w:tr>
       <w:tr>
-        <w:tblPrEx>
-          <w:tblCellMar>
-            <w:top w:w="0" w:type="dxa"/>
-            <w:bottom w:w="0" w:type="dxa"/>
-          </w:tblCellMar>
-        </w:tblPrEx>
         <w:trPr>
           <w:cantSplit/>
         </w:trPr>
@@ -1822,12 +1938,6 @@
         </w:tc>
       </w:tr>
       <w:tr>
-        <w:tblPrEx>
-          <w:tblCellMar>
-            <w:top w:w="0" w:type="dxa"/>
-            <w:bottom w:w="0" w:type="dxa"/>
-          </w:tblCellMar>
-        </w:tblPrEx>
         <w:trPr>
           <w:cantSplit/>
         </w:trPr>
@@ -2531,7 +2641,6 @@
   <w:style w:type="character" w:default="1" w:styleId="DefaultParagraphFont">
     <w:name w:val="Default Paragraph Font"/>
     <w:uiPriority w:val="1"/>
-    <w:semiHidden/>
     <w:unhideWhenUsed/>
   </w:style>
   <w:style w:type="table" w:default="1" w:styleId="TableNormal">

--- a/files/LOERTSCHER_CV_clean.docx
+++ b/files/LOERTSCHER_CV_clean.docx
@@ -224,7 +224,7 @@
           <w:sz w:val="22"/>
           <w:szCs w:val="22"/>
         </w:rPr>
-        <w:t>JOB MARKET PAPER</w:t>
+        <w:t>WORKING PAPERS</w:t>
       </w:r>
     </w:p>
     <w:p>
@@ -232,15 +232,58 @@
         <w:spacing w:after="40"/>
         <w:rPr>
           <w:rFonts w:ascii="Georgia" w:hAnsi="Georgia"/>
-        </w:rPr>
-      </w:pPr>
-      <w:r>
+          <w:b/>
+          <w:bCs/>
+        </w:rPr>
+      </w:pPr>
+      <w:r>
+        <w:rPr>
+          <w:rFonts w:ascii="Georgia" w:hAnsi="Georgia"/>
+          <w:b/>
+          <w:bCs/>
+        </w:rPr>
+        <w:t>Who Pays for Global Decarbonization? Fossil Rents and the Terms of Trade in a Small Fossil-Fuel Exporter</w:t>
+      </w:r>
+    </w:p>
+    <w:p>
+      <w:pPr>
+        <w:spacing w:after="70"/>
+        <w:ind w:left="360" w:hanging="360"/>
         <w:rPr>
           <w:rFonts w:ascii="Georgia" w:hAnsi="Georgia"/>
           <w:i/>
           <w:iCs/>
         </w:rPr>
-        <w:t>“Who Pays for Global Decarbonization? Fossil Rents and the Terms of Trade in a Small Fossil-Fuel Exporter”</w:t>
+      </w:pPr>
+      <w:r>
+        <w:rPr>
+          <w:rFonts w:ascii="Georgia" w:hAnsi="Georgia"/>
+          <w:b/>
+          <w:bCs/>
+        </w:rPr>
+        <w:t>Strength in Numbers? Middle-Power Coalitions and the Gains from Coordinated Tariffs</w:t>
+      </w:r>
+      <w:r>
+        <w:rPr>
+          <w:rFonts w:ascii="Georgia" w:hAnsi="Georgia"/>
+          <w:b/>
+          <w:bCs/>
+        </w:rPr>
+        <w:t xml:space="preserve"> </w:t>
+      </w:r>
+      <w:r>
+        <w:rPr>
+          <w:rFonts w:ascii="Georgia" w:hAnsi="Georgia"/>
+        </w:rPr>
+        <w:t xml:space="preserve">(with P. Pujolas and J. Rossbach), </w:t>
+      </w:r>
+      <w:r>
+        <w:rPr>
+          <w:rFonts w:ascii="Georgia" w:hAnsi="Georgia"/>
+          <w:i/>
+          <w:iCs/>
+        </w:rPr>
+        <w:t>Revised &amp; Resubmitted</w:t>
       </w:r>
     </w:p>
     <w:p>
@@ -279,7 +322,7 @@
           <w:b/>
           <w:bCs/>
         </w:rPr>
-        <w:t>“Canadian Productivity Growth: Stuck in the Oil Sands”</w:t>
+        <w:t>Canadian Productivity Growth: Stuck in the Oil Sands</w:t>
       </w:r>
       <w:r>
         <w:rPr>
@@ -316,7 +359,7 @@
           <w:b/>
           <w:bCs/>
         </w:rPr>
-        <w:t>“Exploring the Results of the Ontario Home Care Minimum Wage Change”</w:t>
+        <w:t>Exploring the Results of the Ontario Home Care Minimum Wage Change</w:t>
       </w:r>
       <w:r>
         <w:rPr>
@@ -372,7 +415,7 @@
           <w:sz w:val="22"/>
           <w:szCs w:val="22"/>
         </w:rPr>
-        <w:t>WORKING PAPERS</w:t>
+        <w:t>WORKS IN PROGRESS</w:t>
       </w:r>
     </w:p>
     <w:p>
@@ -381,47 +424,21 @@
         <w:ind w:left="360" w:hanging="360"/>
         <w:rPr>
           <w:rFonts w:ascii="Georgia" w:hAnsi="Georgia"/>
-          <w:i/>
-          <w:iCs/>
-        </w:rPr>
-      </w:pPr>
-      <w:r>
-        <w:rPr>
-          <w:rFonts w:ascii="Georgia" w:hAnsi="Georgia"/>
-          <w:b/>
-          <w:bCs/>
-        </w:rPr>
-        <w:t>“</w:t>
-      </w:r>
-      <w:r>
-        <w:rPr>
-          <w:rFonts w:ascii="Georgia" w:hAnsi="Georgia"/>
-          <w:b/>
-          <w:bCs/>
-        </w:rPr>
-        <w:t>Strength in Numbers? Middle-Power Coalitions and the Gains from Coordinated Tariffs”</w:t>
-      </w:r>
-      <w:r>
-        <w:rPr>
-          <w:rFonts w:ascii="Georgia" w:hAnsi="Georgia"/>
-          <w:b/>
-          <w:bCs/>
-        </w:rPr>
-        <w:t xml:space="preserve"> </w:t>
-      </w:r>
-      <w:r>
-        <w:rPr>
-          <w:rFonts w:ascii="Georgia" w:hAnsi="Georgia"/>
-        </w:rPr>
-        <w:t xml:space="preserve">(with P. Pujolas and J. Rossbach), </w:t>
-      </w:r>
-      <w:r>
-        <w:rPr>
-          <w:rFonts w:ascii="Georgia" w:hAnsi="Georgia"/>
-          <w:i/>
-          <w:iCs/>
-        </w:rPr>
-        <w:t>Revised &amp; Resubmitted</w:t>
+        </w:rPr>
+      </w:pPr>
+      <w:r>
+        <w:rPr>
+          <w:rFonts w:ascii="Georgia" w:hAnsi="Georgia"/>
+          <w:b/>
+          <w:bCs/>
+        </w:rPr>
+        <w:t>Stuck in the Pipelines: Canadian Productivity Growth after the Oil Sands</w:t>
+      </w:r>
+      <w:r>
+        <w:rPr>
+          <w:rFonts w:ascii="Georgia" w:hAnsi="Georgia"/>
+        </w:rPr>
+        <w:t xml:space="preserve"> (with P. Pujolas)</w:t>
       </w:r>
     </w:p>
     <w:p>
@@ -438,36 +455,13 @@
           <w:b/>
           <w:bCs/>
         </w:rPr>
-        <w:t>“Non-Homothetic Ricardo”</w:t>
+        <w:t>Non-Homothetic Ricardo</w:t>
       </w:r>
       <w:r>
         <w:rPr>
           <w:rFonts w:ascii="Georgia" w:hAnsi="Georgia"/>
         </w:rPr>
         <w:t xml:space="preserve"> (with P. Pujolas and W. Steingress)</w:t>
-      </w:r>
-    </w:p>
-    <w:p>
-      <w:pPr>
-        <w:spacing w:after="70"/>
-        <w:ind w:left="360" w:hanging="360"/>
-        <w:rPr>
-          <w:rFonts w:ascii="Georgia" w:hAnsi="Georgia"/>
-        </w:rPr>
-      </w:pPr>
-      <w:r>
-        <w:rPr>
-          <w:rFonts w:ascii="Georgia" w:hAnsi="Georgia"/>
-          <w:b/>
-          <w:bCs/>
-        </w:rPr>
-        <w:t>“Stuck in the Pipelines: Canadian Productivity Growth after the Oil Sands”</w:t>
-      </w:r>
-      <w:r>
-        <w:rPr>
-          <w:rFonts w:ascii="Georgia" w:hAnsi="Georgia"/>
-        </w:rPr>
-        <w:t xml:space="preserve"> (with P. Pujolas)</w:t>
       </w:r>
     </w:p>
     <w:p>
@@ -506,7 +500,7 @@
           <w:b/>
           <w:bCs/>
         </w:rPr>
-        <w:t xml:space="preserve">“Going All </w:t>
+        <w:t xml:space="preserve">Going All </w:t>
       </w:r>
       <w:proofErr w:type="gramStart"/>
       <w:r>
@@ -524,7 +518,7 @@
           <w:b/>
           <w:bCs/>
         </w:rPr>
-        <w:t xml:space="preserve"> on Automation: Economic Growth, Labour Markets, and the Path Toward a Robust Transition.”</w:t>
+        <w:t xml:space="preserve"> on Automation: Economic Growth, Labour Markets, and the Path Toward a Robust Transition.</w:t>
       </w:r>
       <w:r>
         <w:rPr>
@@ -547,14 +541,6 @@
           <w:b/>
           <w:bCs/>
         </w:rPr>
-        <w:t>“</w:t>
-      </w:r>
-      <w:r>
-        <w:rPr>
-          <w:rFonts w:ascii="Georgia" w:hAnsi="Georgia"/>
-          <w:b/>
-          <w:bCs/>
-        </w:rPr>
         <w:t>Deepening Canada–Ireland Trade and Investment</w:t>
       </w:r>
       <w:r>
@@ -563,13 +549,25 @@
           <w:b/>
           <w:bCs/>
         </w:rPr>
-        <w:t xml:space="preserve">.” </w:t>
-      </w:r>
-      <w:r>
-        <w:rPr>
-          <w:rFonts w:ascii="Georgia" w:hAnsi="Georgia"/>
-        </w:rPr>
-        <w:t>Signal49 Research, September 2025.</w:t>
+        <w:t xml:space="preserve">. </w:t>
+      </w:r>
+      <w:r>
+        <w:rPr>
+          <w:rFonts w:ascii="Georgia" w:hAnsi="Georgia"/>
+        </w:rPr>
+        <w:t>Signal49 Research</w:t>
+      </w:r>
+      <w:r>
+        <w:rPr>
+          <w:rFonts w:ascii="Georgia" w:hAnsi="Georgia"/>
+        </w:rPr>
+        <w:t xml:space="preserve"> (published as The Conference Board of Canada)</w:t>
+      </w:r>
+      <w:r>
+        <w:rPr>
+          <w:rFonts w:ascii="Georgia" w:hAnsi="Georgia"/>
+        </w:rPr>
+        <w:t>, September 2025.</w:t>
       </w:r>
     </w:p>
     <w:p>
@@ -586,7 +584,7 @@
           <w:b/>
           <w:bCs/>
         </w:rPr>
-        <w:t>“The Productivity Potential of Automation Technologies.”</w:t>
+        <w:t>The Productivity Potential of Automation Technologies.</w:t>
       </w:r>
       <w:r>
         <w:rPr>
@@ -609,7 +607,7 @@
           <w:b/>
           <w:bCs/>
         </w:rPr>
-        <w:t>“Automation Technologies and Canada’s Labour Market: Measuring the Totality of Exposure.”</w:t>
+        <w:t>Automation Technologies and Canada’s Labour Market: Measuring the Totality of Exposure.</w:t>
       </w:r>
       <w:r>
         <w:rPr>
@@ -913,6 +911,7 @@
           <w:i/>
           <w:iCs/>
         </w:rPr>
+        <w:lastRenderedPageBreak/>
         <w:t>Guest Lecturer</w:t>
       </w:r>
     </w:p>
@@ -2641,6 +2640,7 @@
   <w:style w:type="character" w:default="1" w:styleId="DefaultParagraphFont">
     <w:name w:val="Default Paragraph Font"/>
     <w:uiPriority w:val="1"/>
+    <w:semiHidden/>
     <w:unhideWhenUsed/>
   </w:style>
   <w:style w:type="table" w:default="1" w:styleId="TableNormal">
